--- a/landing-page/program-detail/girne-american-university/mba/05-mba-in-marketing.docx
+++ b/landing-page/program-detail/girne-american-university/mba/05-mba-in-marketing.docx
@@ -914,7 +914,7 @@
     </w:p>
     <w:p>
       <w:r>
-        <w:t>Fully online, no visa, no career break. UAE digital advertising was worth USD 2.29 billion in 2025 and is forecast to reach USD 5.35 billion by 2031, and you can study from inside it.</w:t>
+        <w:t>Fully online, no visa, no career break. Advertising budgets across the UAE keep shifting toward digital, and you can study from inside the market they are building.</w:t>
       </w:r>
     </w:p>
     <w:p>
@@ -940,7 +940,7 @@
     </w:p>
     <w:p>
       <w:r>
-        <w:t>Taggd's 2026 GCC study reports nine in ten employers struggling to find qualified candidates, and marketers who can defend a number are the scarcest kind.</w:t>
+        <w:t>Across the Gulf, employers keep reporting shortages of qualified candidates, and marketers who can defend a number are the scarcest kind.</w:t>
       </w:r>
     </w:p>
     <w:p>

--- a/landing-page/program-detail/girne-american-university/mba/05-mba-in-marketing.docx
+++ b/landing-page/program-detail/girne-american-university/mba/05-mba-in-marketing.docx
@@ -38,7 +38,7 @@
         <w:t xml:space="preserve">Meta Description: </w:t>
       </w:r>
       <w:r>
-        <w:t>12 to 15-month MBA in Marketing from Girne American University. Online study from the UAE, AED instalments. Enquire now.</w:t>
+        <w:t>12 to 15-month MBA in Marketing from Girne American University. Online study from the UAE, AED installments. Enquire now.</w:t>
       </w:r>
     </w:p>
     <w:p>
@@ -126,7 +126,7 @@
         <w:pStyle w:val="Heading2"/>
       </w:pPr>
       <w:r>
-        <w:t>Programme at a Glance</w:t>
+        <w:t>Program At A Glance</w:t>
       </w:r>
     </w:p>
     <w:tbl>
@@ -331,17 +331,17 @@
         <w:pStyle w:val="Heading2"/>
       </w:pPr>
       <w:r>
-        <w:t>Programme Overview</w:t>
+        <w:t>Program Overview</w:t>
       </w:r>
     </w:p>
     <w:p>
       <w:r>
-        <w:t>Marketing degrees come in two disappointing flavours: the theoretical one that never meets a budget, and the tactical one that teaches tools already out of date. This one aims for the middle, which is where marketing managers actually live. The management core covers the business around the brand, and the marketing coursework moves through strategy, consumer behaviour, communications, and the measurement questions that decide whether a campaign gets renewed or dropped.</w:t>
+        <w:t>Marketing degrees come in two disappointing flavours: the theoretical one that never meets a budget, and the tactical one that teaches tools already out of date. This one aims for the middle, which is where marketing managers actually live. The management core covers the business around the brand, and the marketing coursework moves through strategy, consumer behavior, communications, and the measurement questions that decide whether a campaign gets renewed or dropped.</w:t>
       </w:r>
     </w:p>
     <w:p>
       <w:r>
-        <w:t>Girne American University delivers the qualification flexibly, for part-time and distance study, and the degree closes with a graduate research project. Marketing teams rarely lose staff for two years of study; twelve to fifteen months, arranged around campaign calendars, is the arrangement that actually gets approved.</w:t>
+        <w:t>Girne American University delivers the qualification flexibly, for part-time and distance study, and the degree closes with a graduate research project. Marketing teams rarely lose staff for 2 years of study; 12 to 15 months, arranged around campaign calendars, is the arrangement that actually gets approved.</w:t>
       </w:r>
     </w:p>
     <w:p>
@@ -349,7 +349,7 @@
         <w:pStyle w:val="Heading2"/>
       </w:pPr>
       <w:r>
-        <w:t>Why Choose This Programme</w:t>
+        <w:t>Why Choose This Program</w:t>
       </w:r>
     </w:p>
     <w:p>
@@ -362,7 +362,7 @@
     </w:p>
     <w:p>
       <w:r>
-        <w:t>Platforms change every eighteen months. Strategy, positioning, and measurement do not, and that is where the coursework leans.</w:t>
+        <w:t>Platforms change every 18 months. Strategy, positioning, and measurement do not, and that is where the coursework leans.</w:t>
       </w:r>
     </w:p>
     <w:p>
@@ -370,12 +370,12 @@
         <w:rPr>
           <w:b/>
         </w:rPr>
-        <w:t>Fifteen months, maximum</w:t>
+        <w:t>15 months, maximum</w:t>
       </w:r>
     </w:p>
     <w:p>
       <w:r>
-        <w:t>The upper bound here is fifteen months, which fits inside the promotion cycle most marketers are aiming at anyway.</w:t>
+        <w:t>The upper bound here is 15 months, which fits inside the promotion cycle most marketers are aiming at anyway.</w:t>
       </w:r>
     </w:p>
     <w:p>
@@ -409,7 +409,7 @@
         <w:rPr>
           <w:b/>
         </w:rPr>
-        <w:t>Instalments in dirhams</w:t>
+        <w:t>Installments in dirhams</w:t>
       </w:r>
     </w:p>
     <w:p>
@@ -462,7 +462,7 @@
         <w:pStyle w:val="ListNumber"/>
       </w:pPr>
       <w:r>
-        <w:t>Read consumer behaviour with evidence behind the instincts</w:t>
+        <w:t>Read consumer behavior with evidence behind the instincts</w:t>
       </w:r>
     </w:p>
     <w:p>
@@ -606,7 +606,7 @@
         <w:pStyle w:val="Heading2"/>
       </w:pPr>
       <w:r>
-        <w:t>Programme Structure</w:t>
+        <w:t>Program Structure</w:t>
       </w:r>
     </w:p>
     <w:p>
@@ -666,7 +666,7 @@
         <w:pStyle w:val="ListBullet"/>
       </w:pPr>
       <w:r>
-        <w:t>Marketing strategy and consumer behaviour</w:t>
+        <w:t>Marketing strategy and consumer behavior</w:t>
       </w:r>
     </w:p>
     <w:p>
@@ -745,7 +745,7 @@
               <w:rPr>
                 <w:sz w:val="20"/>
               </w:rPr>
-              <w:t>One success coach from enrolment to graduation</w:t>
+              <w:t>One success coach from enrollment to graduation</w:t>
             </w:r>
           </w:p>
         </w:tc>
@@ -819,7 +819,7 @@
                 <w:b/>
                 <w:sz w:val="20"/>
               </w:rPr>
-              <w:t>Affordable instalments</w:t>
+              <w:t>Affordable installments</w:t>
             </w:r>
           </w:p>
         </w:tc>
@@ -890,7 +890,7 @@
               <w:rPr>
                 <w:sz w:val="20"/>
               </w:rPr>
-              <w:t>Enrolment done with you, one step at a time</w:t>
+              <w:t>Enrollment done with you, one step at a time</w:t>
             </w:r>
           </w:p>
         </w:tc>
@@ -961,12 +961,12 @@
         <w:rPr>
           <w:b/>
         </w:rPr>
-        <w:t>Fifteen months fits campaign calendars</w:t>
+        <w:t>15 months fits campaign calendars</w:t>
       </w:r>
     </w:p>
     <w:p>
       <w:r>
-        <w:t>Marketing teams cannot lose people for two years. Twelve to fifteen months keeps you in the rotation through launches and peaks.</w:t>
+        <w:t>Marketing teams cannot lose people for 2 years. 12 to 15 months keeps you in the rotation through launches and peaks.</w:t>
       </w:r>
     </w:p>
     <w:p>
@@ -1070,7 +1070,7 @@
                 <w:b/>
                 <w:sz w:val="20"/>
               </w:rPr>
-              <w:t>Monthly Instalments</w:t>
+              <w:t>Monthly Installments</w:t>
             </w:r>
           </w:p>
         </w:tc>
@@ -1155,7 +1155,7 @@
         <w:t xml:space="preserve">Request the fee structure: </w:t>
       </w:r>
       <w:r>
-        <w:t>Fees depend on the intake and your admission profile, so no fixed figure sits here. Admissions sends the personal breakdown in writing, free and without obligation. Across our Master's programmes, totals usually land between AED 16,000 and 40,000.</w:t>
+        <w:t>Fees depend on the intake and your admission profile, so no fixed figure sits here. Admissions sends the personal breakdown in writing, free and without obligation. Across our Master's programs, totals usually land between AED 16,000 and 40,000.</w:t>
       </w:r>
     </w:p>
     <w:sectPr>
